--- a/mernGithubAction.docx
+++ b/mernGithubAction.docx
@@ -1556,6 +1556,486 @@
                   </pic:nvPicPr>
                   <pic:blipFill>
                     <a:blip r:embed="rId22" cstate="print"/>
+                    <a:srcRect/>
+                    <a:stretch>
+                      <a:fillRect/>
+                    </a:stretch>
+                  </pic:blipFill>
+                  <pic:spPr bwMode="auto">
+                    <a:xfrm>
+                      <a:off x="0" y="0"/>
+                      <a:ext cx="5943600" cy="3343275"/>
+                    </a:xfrm>
+                    <a:prstGeom prst="rect">
+                      <a:avLst/>
+                    </a:prstGeom>
+                    <a:noFill/>
+                    <a:ln w="9525">
+                      <a:noFill/>
+                      <a:miter lim="800000"/>
+                      <a:headEnd/>
+                      <a:tailEnd/>
+                    </a:ln>
+                  </pic:spPr>
+                </pic:pic>
+              </a:graphicData>
+            </a:graphic>
+          </wp:inline>
+        </w:drawing>
+      </w:r>
+    </w:p>
+    <w:p/>
+    <w:p>
+      <w:r>
+        <w:t xml:space="preserve">Push the code to </w:t>
+      </w:r>
+      <w:proofErr w:type="spellStart"/>
+      <w:r>
+        <w:t>github</w:t>
+      </w:r>
+      <w:proofErr w:type="spellEnd"/>
+      <w:r>
+        <w:t xml:space="preserve"> repo</w:t>
+      </w:r>
+    </w:p>
+    <w:p>
+      <w:proofErr w:type="spellStart"/>
+      <w:r>
+        <w:t>Git</w:t>
+      </w:r>
+      <w:proofErr w:type="spellEnd"/>
+      <w:r>
+        <w:t xml:space="preserve"> </w:t>
+      </w:r>
+      <w:proofErr w:type="gramStart"/>
+      <w:r>
+        <w:t>add .</w:t>
+      </w:r>
+      <w:proofErr w:type="gramEnd"/>
+    </w:p>
+    <w:p>
+      <w:proofErr w:type="spellStart"/>
+      <w:r>
+        <w:t>Git</w:t>
+      </w:r>
+      <w:proofErr w:type="spellEnd"/>
+      <w:r>
+        <w:t xml:space="preserve"> commit – ‘added index.html’</w:t>
+      </w:r>
+    </w:p>
+    <w:p>
+      <w:proofErr w:type="spellStart"/>
+      <w:r>
+        <w:t>Git</w:t>
+      </w:r>
+      <w:proofErr w:type="spellEnd"/>
+      <w:r>
+        <w:t xml:space="preserve"> push</w:t>
+      </w:r>
+    </w:p>
+    <w:p>
+      <w:r>
+        <w:rPr>
+          <w:noProof/>
+        </w:rPr>
+        <w:lastRenderedPageBreak/>
+        <w:drawing>
+          <wp:inline distT="0" distB="0" distL="0" distR="0">
+            <wp:extent cx="5943600" cy="3343275"/>
+            <wp:effectExtent l="19050" t="0" r="0" b="0"/>
+            <wp:docPr id="61" name="Picture 61"/>
+            <wp:cNvGraphicFramePr>
+              <a:graphicFrameLocks xmlns:a="http://schemas.openxmlformats.org/drawingml/2006/main" noChangeAspect="1"/>
+            </wp:cNvGraphicFramePr>
+            <a:graphic xmlns:a="http://schemas.openxmlformats.org/drawingml/2006/main">
+              <a:graphicData uri="http://schemas.openxmlformats.org/drawingml/2006/picture">
+                <pic:pic xmlns:pic="http://schemas.openxmlformats.org/drawingml/2006/picture">
+                  <pic:nvPicPr>
+                    <pic:cNvPr id="0" name="Picture 61"/>
+                    <pic:cNvPicPr>
+                      <a:picLocks noChangeAspect="1" noChangeArrowheads="1"/>
+                    </pic:cNvPicPr>
+                  </pic:nvPicPr>
+                  <pic:blipFill>
+                    <a:blip r:embed="rId23" cstate="print"/>
+                    <a:srcRect/>
+                    <a:stretch>
+                      <a:fillRect/>
+                    </a:stretch>
+                  </pic:blipFill>
+                  <pic:spPr bwMode="auto">
+                    <a:xfrm>
+                      <a:off x="0" y="0"/>
+                      <a:ext cx="5943600" cy="3343275"/>
+                    </a:xfrm>
+                    <a:prstGeom prst="rect">
+                      <a:avLst/>
+                    </a:prstGeom>
+                    <a:noFill/>
+                    <a:ln w="9525">
+                      <a:noFill/>
+                      <a:miter lim="800000"/>
+                      <a:headEnd/>
+                      <a:tailEnd/>
+                    </a:ln>
+                  </pic:spPr>
+                </pic:pic>
+              </a:graphicData>
+            </a:graphic>
+          </wp:inline>
+        </w:drawing>
+      </w:r>
+    </w:p>
+    <w:p/>
+    <w:p>
+      <w:pPr>
+        <w:rPr>
+          <w:b/>
+          <w:sz w:val="36"/>
+        </w:rPr>
+      </w:pPr>
+      <w:r>
+        <w:rPr>
+          <w:b/>
+          <w:sz w:val="36"/>
+        </w:rPr>
+        <w:t xml:space="preserve">Store SSH Key in </w:t>
+      </w:r>
+      <w:proofErr w:type="spellStart"/>
+      <w:r>
+        <w:rPr>
+          <w:b/>
+          <w:sz w:val="36"/>
+        </w:rPr>
+        <w:t>GitHub</w:t>
+      </w:r>
+      <w:proofErr w:type="spellEnd"/>
+      <w:r>
+        <w:rPr>
+          <w:b/>
+          <w:sz w:val="36"/>
+        </w:rPr>
+        <w:t xml:space="preserve"> Secrets</w:t>
+      </w:r>
+    </w:p>
+    <w:p>
+      <w:r>
+        <w:t xml:space="preserve">Navigate to your </w:t>
+      </w:r>
+      <w:proofErr w:type="spellStart"/>
+      <w:r>
+        <w:t>GitHub</w:t>
+      </w:r>
+      <w:proofErr w:type="spellEnd"/>
+      <w:r>
+        <w:t xml:space="preserve"> repository.</w:t>
+      </w:r>
+    </w:p>
+    <w:p>
+      <w:r>
+        <w:t>Click on 'Settings' in the repository menu.</w:t>
+      </w:r>
+    </w:p>
+    <w:p>
+      <w:r>
+        <w:t>Select 'Secrets and variables' &gt; 'Actions'.</w:t>
+      </w:r>
+    </w:p>
+    <w:p>
+      <w:r>
+        <w:t>Click on 'New repository secret'.</w:t>
+      </w:r>
+    </w:p>
+    <w:p>
+      <w:r>
+        <w:t>Add the following secrets:</w:t>
+      </w:r>
+    </w:p>
+    <w:p>
+      <w:r>
+        <w:t xml:space="preserve">EC2_HOST → </w:t>
+      </w:r>
+      <w:r>
+        <w:t>13.221.20.109</w:t>
+      </w:r>
+    </w:p>
+    <w:p>
+      <w:r>
+        <w:t xml:space="preserve">EC2_USER → </w:t>
+      </w:r>
+      <w:proofErr w:type="spellStart"/>
+      <w:r>
+        <w:t>devopsuser</w:t>
+      </w:r>
+      <w:proofErr w:type="spellEnd"/>
+    </w:p>
+    <w:p>
+      <w:r>
+        <w:t>EC2_SSH_KEY → contents of your private key ~/.</w:t>
+      </w:r>
+      <w:proofErr w:type="spellStart"/>
+      <w:r>
+        <w:t>ssh</w:t>
+      </w:r>
+      <w:proofErr w:type="spellEnd"/>
+      <w:r>
+        <w:t>/devopsuser</w:t>
+      </w:r>
+      <w:r>
+        <w:t>.pub</w:t>
+      </w:r>
+    </w:p>
+    <w:p/>
+    <w:p>
+      <w:r>
+        <w:rPr>
+          <w:noProof/>
+        </w:rPr>
+        <w:lastRenderedPageBreak/>
+        <w:drawing>
+          <wp:inline distT="0" distB="0" distL="0" distR="0">
+            <wp:extent cx="5943600" cy="3343275"/>
+            <wp:effectExtent l="19050" t="0" r="0" b="0"/>
+            <wp:docPr id="64" name="Picture 64"/>
+            <wp:cNvGraphicFramePr>
+              <a:graphicFrameLocks xmlns:a="http://schemas.openxmlformats.org/drawingml/2006/main" noChangeAspect="1"/>
+            </wp:cNvGraphicFramePr>
+            <a:graphic xmlns:a="http://schemas.openxmlformats.org/drawingml/2006/main">
+              <a:graphicData uri="http://schemas.openxmlformats.org/drawingml/2006/picture">
+                <pic:pic xmlns:pic="http://schemas.openxmlformats.org/drawingml/2006/picture">
+                  <pic:nvPicPr>
+                    <pic:cNvPr id="0" name="Picture 64"/>
+                    <pic:cNvPicPr>
+                      <a:picLocks noChangeAspect="1" noChangeArrowheads="1"/>
+                    </pic:cNvPicPr>
+                  </pic:nvPicPr>
+                  <pic:blipFill>
+                    <a:blip r:embed="rId24" cstate="print"/>
+                    <a:srcRect/>
+                    <a:stretch>
+                      <a:fillRect/>
+                    </a:stretch>
+                  </pic:blipFill>
+                  <pic:spPr bwMode="auto">
+                    <a:xfrm>
+                      <a:off x="0" y="0"/>
+                      <a:ext cx="5943600" cy="3343275"/>
+                    </a:xfrm>
+                    <a:prstGeom prst="rect">
+                      <a:avLst/>
+                    </a:prstGeom>
+                    <a:noFill/>
+                    <a:ln w="9525">
+                      <a:noFill/>
+                      <a:miter lim="800000"/>
+                      <a:headEnd/>
+                      <a:tailEnd/>
+                    </a:ln>
+                  </pic:spPr>
+                </pic:pic>
+              </a:graphicData>
+            </a:graphic>
+          </wp:inline>
+        </w:drawing>
+      </w:r>
+    </w:p>
+    <w:p>
+      <w:r>
+        <w:rPr>
+          <w:noProof/>
+        </w:rPr>
+        <w:drawing>
+          <wp:inline distT="0" distB="0" distL="0" distR="0">
+            <wp:extent cx="5943600" cy="3343275"/>
+            <wp:effectExtent l="19050" t="0" r="0" b="0"/>
+            <wp:docPr id="79" name="Picture 79"/>
+            <wp:cNvGraphicFramePr>
+              <a:graphicFrameLocks xmlns:a="http://schemas.openxmlformats.org/drawingml/2006/main" noChangeAspect="1"/>
+            </wp:cNvGraphicFramePr>
+            <a:graphic xmlns:a="http://schemas.openxmlformats.org/drawingml/2006/main">
+              <a:graphicData uri="http://schemas.openxmlformats.org/drawingml/2006/picture">
+                <pic:pic xmlns:pic="http://schemas.openxmlformats.org/drawingml/2006/picture">
+                  <pic:nvPicPr>
+                    <pic:cNvPr id="0" name="Picture 79"/>
+                    <pic:cNvPicPr>
+                      <a:picLocks noChangeAspect="1" noChangeArrowheads="1"/>
+                    </pic:cNvPicPr>
+                  </pic:nvPicPr>
+                  <pic:blipFill>
+                    <a:blip r:embed="rId25" cstate="print"/>
+                    <a:srcRect/>
+                    <a:stretch>
+                      <a:fillRect/>
+                    </a:stretch>
+                  </pic:blipFill>
+                  <pic:spPr bwMode="auto">
+                    <a:xfrm>
+                      <a:off x="0" y="0"/>
+                      <a:ext cx="5943600" cy="3343275"/>
+                    </a:xfrm>
+                    <a:prstGeom prst="rect">
+                      <a:avLst/>
+                    </a:prstGeom>
+                    <a:noFill/>
+                    <a:ln w="9525">
+                      <a:noFill/>
+                      <a:miter lim="800000"/>
+                      <a:headEnd/>
+                      <a:tailEnd/>
+                    </a:ln>
+                  </pic:spPr>
+                </pic:pic>
+              </a:graphicData>
+            </a:graphic>
+          </wp:inline>
+        </w:drawing>
+      </w:r>
+    </w:p>
+    <w:p>
+      <w:r>
+        <w:rPr>
+          <w:noProof/>
+        </w:rPr>
+        <w:lastRenderedPageBreak/>
+        <w:drawing>
+          <wp:inline distT="0" distB="0" distL="0" distR="0">
+            <wp:extent cx="5943600" cy="3343275"/>
+            <wp:effectExtent l="19050" t="0" r="0" b="0"/>
+            <wp:docPr id="70" name="Picture 70"/>
+            <wp:cNvGraphicFramePr>
+              <a:graphicFrameLocks xmlns:a="http://schemas.openxmlformats.org/drawingml/2006/main" noChangeAspect="1"/>
+            </wp:cNvGraphicFramePr>
+            <a:graphic xmlns:a="http://schemas.openxmlformats.org/drawingml/2006/main">
+              <a:graphicData uri="http://schemas.openxmlformats.org/drawingml/2006/picture">
+                <pic:pic xmlns:pic="http://schemas.openxmlformats.org/drawingml/2006/picture">
+                  <pic:nvPicPr>
+                    <pic:cNvPr id="0" name="Picture 70"/>
+                    <pic:cNvPicPr>
+                      <a:picLocks noChangeAspect="1" noChangeArrowheads="1"/>
+                    </pic:cNvPicPr>
+                  </pic:nvPicPr>
+                  <pic:blipFill>
+                    <a:blip r:embed="rId26" cstate="print"/>
+                    <a:srcRect/>
+                    <a:stretch>
+                      <a:fillRect/>
+                    </a:stretch>
+                  </pic:blipFill>
+                  <pic:spPr bwMode="auto">
+                    <a:xfrm>
+                      <a:off x="0" y="0"/>
+                      <a:ext cx="5943600" cy="3343275"/>
+                    </a:xfrm>
+                    <a:prstGeom prst="rect">
+                      <a:avLst/>
+                    </a:prstGeom>
+                    <a:noFill/>
+                    <a:ln w="9525">
+                      <a:noFill/>
+                      <a:miter lim="800000"/>
+                      <a:headEnd/>
+                      <a:tailEnd/>
+                    </a:ln>
+                  </pic:spPr>
+                </pic:pic>
+              </a:graphicData>
+            </a:graphic>
+          </wp:inline>
+        </w:drawing>
+      </w:r>
+    </w:p>
+    <w:p/>
+    <w:p>
+      <w:r>
+        <w:rPr>
+          <w:noProof/>
+        </w:rPr>
+        <w:drawing>
+          <wp:inline distT="0" distB="0" distL="0" distR="0">
+            <wp:extent cx="5943600" cy="3343275"/>
+            <wp:effectExtent l="19050" t="0" r="0" b="0"/>
+            <wp:docPr id="73" name="Picture 73"/>
+            <wp:cNvGraphicFramePr>
+              <a:graphicFrameLocks xmlns:a="http://schemas.openxmlformats.org/drawingml/2006/main" noChangeAspect="1"/>
+            </wp:cNvGraphicFramePr>
+            <a:graphic xmlns:a="http://schemas.openxmlformats.org/drawingml/2006/main">
+              <a:graphicData uri="http://schemas.openxmlformats.org/drawingml/2006/picture">
+                <pic:pic xmlns:pic="http://schemas.openxmlformats.org/drawingml/2006/picture">
+                  <pic:nvPicPr>
+                    <pic:cNvPr id="0" name="Picture 73"/>
+                    <pic:cNvPicPr>
+                      <a:picLocks noChangeAspect="1" noChangeArrowheads="1"/>
+                    </pic:cNvPicPr>
+                  </pic:nvPicPr>
+                  <pic:blipFill>
+                    <a:blip r:embed="rId27" cstate="print"/>
+                    <a:srcRect/>
+                    <a:stretch>
+                      <a:fillRect/>
+                    </a:stretch>
+                  </pic:blipFill>
+                  <pic:spPr bwMode="auto">
+                    <a:xfrm>
+                      <a:off x="0" y="0"/>
+                      <a:ext cx="5943600" cy="3343275"/>
+                    </a:xfrm>
+                    <a:prstGeom prst="rect">
+                      <a:avLst/>
+                    </a:prstGeom>
+                    <a:noFill/>
+                    <a:ln w="9525">
+                      <a:noFill/>
+                      <a:miter lim="800000"/>
+                      <a:headEnd/>
+                      <a:tailEnd/>
+                    </a:ln>
+                  </pic:spPr>
+                </pic:pic>
+              </a:graphicData>
+            </a:graphic>
+          </wp:inline>
+        </w:drawing>
+      </w:r>
+    </w:p>
+    <w:p/>
+    <w:p>
+      <w:r>
+        <w:t xml:space="preserve">Create </w:t>
+      </w:r>
+      <w:proofErr w:type="spellStart"/>
+      <w:r>
+        <w:t>GitHub</w:t>
+      </w:r>
+      <w:proofErr w:type="spellEnd"/>
+      <w:r>
+        <w:t xml:space="preserve"> Actions Workflow</w:t>
+      </w:r>
+    </w:p>
+    <w:p>
+      <w:r>
+        <w:rPr>
+          <w:noProof/>
+        </w:rPr>
+        <w:lastRenderedPageBreak/>
+        <w:drawing>
+          <wp:inline distT="0" distB="0" distL="0" distR="0">
+            <wp:extent cx="5943600" cy="3343275"/>
+            <wp:effectExtent l="19050" t="0" r="0" b="0"/>
+            <wp:docPr id="76" name="Picture 76"/>
+            <wp:cNvGraphicFramePr>
+              <a:graphicFrameLocks xmlns:a="http://schemas.openxmlformats.org/drawingml/2006/main" noChangeAspect="1"/>
+            </wp:cNvGraphicFramePr>
+            <a:graphic xmlns:a="http://schemas.openxmlformats.org/drawingml/2006/main">
+              <a:graphicData uri="http://schemas.openxmlformats.org/drawingml/2006/picture">
+                <pic:pic xmlns:pic="http://schemas.openxmlformats.org/drawingml/2006/picture">
+                  <pic:nvPicPr>
+                    <pic:cNvPr id="0" name="Picture 76"/>
+                    <pic:cNvPicPr>
+                      <a:picLocks noChangeAspect="1" noChangeArrowheads="1"/>
+                    </pic:cNvPicPr>
+                  </pic:nvPicPr>
+                  <pic:blipFill>
+                    <a:blip r:embed="rId28" cstate="print"/>
                     <a:srcRect/>
                     <a:stretch>
                       <a:fillRect/>
